--- a/Документация практика/Содержание_рамка.docx
+++ b/Документация практика/Содержание_рамка.docx
@@ -214,7 +214,7 @@
                 <w:sz w:val="28"/>
                 <w:szCs w:val="24"/>
               </w:rPr>
-              <w:t>4</w:t>
+              <w:t>5</w:t>
             </w:r>
           </w:p>
         </w:tc>
@@ -290,7 +290,7 @@
                 <w:sz w:val="28"/>
                 <w:szCs w:val="24"/>
               </w:rPr>
-              <w:t>4</w:t>
+              <w:t>5</w:t>
             </w:r>
           </w:p>
         </w:tc>
@@ -365,7 +365,7 @@
                 <w:sz w:val="28"/>
                 <w:szCs w:val="24"/>
               </w:rPr>
-              <w:t>5</w:t>
+              <w:t>6</w:t>
             </w:r>
           </w:p>
         </w:tc>
@@ -447,7 +447,7 @@
                 <w:sz w:val="28"/>
                 <w:szCs w:val="24"/>
               </w:rPr>
-              <w:t>7</w:t>
+              <w:t>8</w:t>
             </w:r>
           </w:p>
         </w:tc>
@@ -536,7 +536,7 @@
                 <w:sz w:val="28"/>
                 <w:szCs w:val="24"/>
               </w:rPr>
-              <w:t>7</w:t>
+              <w:t>8</w:t>
             </w:r>
           </w:p>
         </w:tc>
@@ -627,7 +627,7 @@
                 <w:sz w:val="28"/>
                 <w:szCs w:val="24"/>
               </w:rPr>
-              <w:t>7</w:t>
+              <w:t>8</w:t>
             </w:r>
           </w:p>
         </w:tc>
@@ -723,7 +723,7 @@
                 <w:sz w:val="28"/>
                 <w:szCs w:val="24"/>
               </w:rPr>
-              <w:t>2</w:t>
+              <w:t>3</w:t>
             </w:r>
           </w:p>
         </w:tc>
@@ -880,7 +880,7 @@
                 <w:sz w:val="28"/>
                 <w:szCs w:val="24"/>
               </w:rPr>
-              <w:t>2</w:t>
+              <w:t>3</w:t>
             </w:r>
           </w:p>
         </w:tc>
@@ -1053,7 +1053,7 @@
                 <w:sz w:val="28"/>
                 <w:szCs w:val="24"/>
               </w:rPr>
-              <w:t>5</w:t>
+              <w:t>6</w:t>
             </w:r>
             <w:r>
               <w:rPr>
@@ -1210,7 +1210,7 @@
                 <w:sz w:val="28"/>
                 <w:szCs w:val="24"/>
               </w:rPr>
-              <w:t>5</w:t>
+              <w:t>6</w:t>
             </w:r>
           </w:p>
         </w:tc>
@@ -1345,74 +1345,6 @@
                 <w:sz w:val="28"/>
                 <w:szCs w:val="24"/>
               </w:rPr>
-              <w:t>19</w:t>
-            </w:r>
-          </w:p>
-        </w:tc>
-      </w:tr>
-      <w:tr>
-        <w:tc>
-          <w:tcPr>
-            <w:tcW w:w="9748" w:type="dxa"/>
-            <w:vAlign w:val="bottom"/>
-          </w:tcPr>
-          <w:p>
-            <w:pPr>
-              <w:tabs>
-                <w:tab w:val="left" w:pos="9498"/>
-              </w:tabs>
-              <w:autoSpaceDE w:val="0"/>
-              <w:autoSpaceDN w:val="0"/>
-              <w:adjustRightInd w:val="0"/>
-              <w:spacing w:line="360" w:lineRule="exact"/>
-              <w:ind w:left="426" w:right="-112" w:hanging="426"/>
-              <w:rPr>
-                <w:sz w:val="28"/>
-                <w:szCs w:val="24"/>
-              </w:rPr>
-            </w:pPr>
-            <w:r>
-              <w:rPr>
-                <w:sz w:val="28"/>
-                <w:szCs w:val="24"/>
-              </w:rPr>
-              <w:t>4 Тестирование</w:t>
-            </w:r>
-            <w:r>
-              <w:rPr>
-                <w:sz w:val="28"/>
-                <w:szCs w:val="24"/>
-              </w:rPr>
-              <w:t>………………………………………………………………………...</w:t>
-            </w:r>
-          </w:p>
-        </w:tc>
-        <w:tc>
-          <w:tcPr>
-            <w:tcW w:w="992" w:type="dxa"/>
-            <w:vAlign w:val="center"/>
-          </w:tcPr>
-          <w:p>
-            <w:pPr>
-              <w:tabs>
-                <w:tab w:val="left" w:pos="9498"/>
-              </w:tabs>
-              <w:autoSpaceDE w:val="0"/>
-              <w:autoSpaceDN w:val="0"/>
-              <w:adjustRightInd w:val="0"/>
-              <w:spacing w:line="360" w:lineRule="exact"/>
-              <w:ind w:right="283" w:hanging="279"/>
-              <w:jc w:val="center"/>
-              <w:rPr>
-                <w:sz w:val="28"/>
-                <w:szCs w:val="24"/>
-              </w:rPr>
-            </w:pPr>
-            <w:r>
-              <w:rPr>
-                <w:sz w:val="28"/>
-                <w:szCs w:val="24"/>
-              </w:rPr>
               <w:t>20</w:t>
             </w:r>
           </w:p>
@@ -1444,6 +1376,81 @@
                 <w:sz w:val="28"/>
                 <w:szCs w:val="24"/>
               </w:rPr>
+              <w:t>4 Тестирование</w:t>
+            </w:r>
+            <w:r>
+              <w:rPr>
+                <w:sz w:val="28"/>
+                <w:szCs w:val="24"/>
+              </w:rPr>
+              <w:t>………………………………………………………………………...</w:t>
+            </w:r>
+          </w:p>
+        </w:tc>
+        <w:tc>
+          <w:tcPr>
+            <w:tcW w:w="992" w:type="dxa"/>
+            <w:vAlign w:val="center"/>
+          </w:tcPr>
+          <w:p>
+            <w:pPr>
+              <w:tabs>
+                <w:tab w:val="left" w:pos="9498"/>
+              </w:tabs>
+              <w:autoSpaceDE w:val="0"/>
+              <w:autoSpaceDN w:val="0"/>
+              <w:adjustRightInd w:val="0"/>
+              <w:spacing w:line="360" w:lineRule="exact"/>
+              <w:ind w:right="283" w:hanging="279"/>
+              <w:jc w:val="center"/>
+              <w:rPr>
+                <w:sz w:val="28"/>
+                <w:szCs w:val="24"/>
+              </w:rPr>
+            </w:pPr>
+            <w:r>
+              <w:rPr>
+                <w:sz w:val="28"/>
+                <w:szCs w:val="24"/>
+              </w:rPr>
+              <w:t>2</w:t>
+            </w:r>
+            <w:r>
+              <w:rPr>
+                <w:sz w:val="28"/>
+                <w:szCs w:val="24"/>
+              </w:rPr>
+              <w:t>1</w:t>
+            </w:r>
+          </w:p>
+        </w:tc>
+      </w:tr>
+      <w:tr>
+        <w:tc>
+          <w:tcPr>
+            <w:tcW w:w="9748" w:type="dxa"/>
+            <w:vAlign w:val="bottom"/>
+          </w:tcPr>
+          <w:p>
+            <w:pPr>
+              <w:tabs>
+                <w:tab w:val="left" w:pos="9498"/>
+              </w:tabs>
+              <w:autoSpaceDE w:val="0"/>
+              <w:autoSpaceDN w:val="0"/>
+              <w:adjustRightInd w:val="0"/>
+              <w:spacing w:line="360" w:lineRule="exact"/>
+              <w:ind w:left="426" w:right="-112" w:hanging="426"/>
+              <w:rPr>
+                <w:sz w:val="28"/>
+                <w:szCs w:val="24"/>
+              </w:rPr>
+            </w:pPr>
+            <w:r>
+              <w:rPr>
+                <w:sz w:val="28"/>
+                <w:szCs w:val="24"/>
+              </w:rPr>
               <w:t>5 Применение</w:t>
             </w:r>
             <w:r>
@@ -1490,160 +1497,6 @@
                 <w:sz w:val="28"/>
                 <w:szCs w:val="24"/>
               </w:rPr>
-              <w:t>22</w:t>
-            </w:r>
-          </w:p>
-        </w:tc>
-      </w:tr>
-      <w:tr>
-        <w:tc>
-          <w:tcPr>
-            <w:tcW w:w="9748" w:type="dxa"/>
-            <w:vAlign w:val="bottom"/>
-          </w:tcPr>
-          <w:p>
-            <w:pPr>
-              <w:tabs>
-                <w:tab w:val="left" w:pos="9498"/>
-              </w:tabs>
-              <w:autoSpaceDE w:val="0"/>
-              <w:autoSpaceDN w:val="0"/>
-              <w:adjustRightInd w:val="0"/>
-              <w:spacing w:line="360" w:lineRule="exact"/>
-              <w:ind w:left="426" w:right="-112" w:hanging="426"/>
-              <w:rPr>
-                <w:sz w:val="28"/>
-                <w:szCs w:val="24"/>
-              </w:rPr>
-            </w:pPr>
-            <w:r>
-              <w:rPr>
-                <w:sz w:val="28"/>
-                <w:szCs w:val="24"/>
-              </w:rPr>
-              <w:t xml:space="preserve">5.1 Размещение на </w:t>
-            </w:r>
-            <w:proofErr w:type="spellStart"/>
-            <w:r>
-              <w:rPr>
-                <w:sz w:val="28"/>
-                <w:szCs w:val="24"/>
-              </w:rPr>
-              <w:t>GitHub</w:t>
-            </w:r>
-            <w:proofErr w:type="spellEnd"/>
-            <w:r>
-              <w:rPr>
-                <w:sz w:val="28"/>
-                <w:szCs w:val="24"/>
-              </w:rPr>
-              <w:t>……………………………………………………………</w:t>
-            </w:r>
-          </w:p>
-        </w:tc>
-        <w:tc>
-          <w:tcPr>
-            <w:tcW w:w="992" w:type="dxa"/>
-            <w:vAlign w:val="center"/>
-          </w:tcPr>
-          <w:p>
-            <w:pPr>
-              <w:tabs>
-                <w:tab w:val="left" w:pos="9498"/>
-              </w:tabs>
-              <w:autoSpaceDE w:val="0"/>
-              <w:autoSpaceDN w:val="0"/>
-              <w:adjustRightInd w:val="0"/>
-              <w:spacing w:line="360" w:lineRule="exact"/>
-              <w:ind w:right="283" w:hanging="279"/>
-              <w:jc w:val="center"/>
-              <w:rPr>
-                <w:sz w:val="28"/>
-                <w:szCs w:val="24"/>
-              </w:rPr>
-            </w:pPr>
-            <w:r>
-              <w:rPr>
-                <w:sz w:val="28"/>
-                <w:szCs w:val="24"/>
-              </w:rPr>
-              <w:t>22</w:t>
-            </w:r>
-          </w:p>
-        </w:tc>
-      </w:tr>
-      <w:tr>
-        <w:tc>
-          <w:tcPr>
-            <w:tcW w:w="9748" w:type="dxa"/>
-            <w:vAlign w:val="bottom"/>
-          </w:tcPr>
-          <w:p>
-            <w:pPr>
-              <w:tabs>
-                <w:tab w:val="left" w:pos="9498"/>
-              </w:tabs>
-              <w:autoSpaceDE w:val="0"/>
-              <w:autoSpaceDN w:val="0"/>
-              <w:adjustRightInd w:val="0"/>
-              <w:spacing w:line="360" w:lineRule="exact"/>
-              <w:ind w:left="426" w:right="-112" w:hanging="426"/>
-              <w:rPr>
-                <w:sz w:val="28"/>
-                <w:szCs w:val="24"/>
-              </w:rPr>
-            </w:pPr>
-            <w:proofErr w:type="gramStart"/>
-            <w:r>
-              <w:rPr>
-                <w:sz w:val="28"/>
-                <w:szCs w:val="24"/>
-              </w:rPr>
-              <w:t>Заключение</w:t>
-            </w:r>
-            <w:r>
-              <w:rPr>
-                <w:sz w:val="28"/>
-                <w:szCs w:val="24"/>
-              </w:rPr>
-              <w:t>….</w:t>
-            </w:r>
-            <w:proofErr w:type="gramEnd"/>
-            <w:r>
-              <w:rPr>
-                <w:sz w:val="28"/>
-                <w:szCs w:val="24"/>
-              </w:rPr>
-              <w:t>.…………………………………………..............................................</w:t>
-            </w:r>
-          </w:p>
-        </w:tc>
-        <w:tc>
-          <w:tcPr>
-            <w:tcW w:w="992" w:type="dxa"/>
-            <w:vAlign w:val="center"/>
-          </w:tcPr>
-          <w:p>
-            <w:pPr>
-              <w:tabs>
-                <w:tab w:val="left" w:pos="9498"/>
-              </w:tabs>
-              <w:autoSpaceDE w:val="0"/>
-              <w:autoSpaceDN w:val="0"/>
-              <w:adjustRightInd w:val="0"/>
-              <w:spacing w:line="360" w:lineRule="exact"/>
-              <w:ind w:right="283" w:hanging="279"/>
-              <w:jc w:val="center"/>
-              <w:rPr>
-                <w:sz w:val="28"/>
-                <w:szCs w:val="24"/>
-              </w:rPr>
-            </w:pPr>
-            <w:r>
-              <w:rPr>
-                <w:sz w:val="28"/>
-                <w:szCs w:val="24"/>
-              </w:rPr>
               <w:t>2</w:t>
             </w:r>
             <w:r>
@@ -1682,6 +1535,174 @@
                 <w:sz w:val="28"/>
                 <w:szCs w:val="24"/>
               </w:rPr>
+              <w:t xml:space="preserve">5.1 Размещение на </w:t>
+            </w:r>
+            <w:proofErr w:type="spellStart"/>
+            <w:r>
+              <w:rPr>
+                <w:sz w:val="28"/>
+                <w:szCs w:val="24"/>
+              </w:rPr>
+              <w:t>GitHub</w:t>
+            </w:r>
+            <w:proofErr w:type="spellEnd"/>
+            <w:r>
+              <w:rPr>
+                <w:sz w:val="28"/>
+                <w:szCs w:val="24"/>
+              </w:rPr>
+              <w:t>……………………………………………………………</w:t>
+            </w:r>
+          </w:p>
+        </w:tc>
+        <w:tc>
+          <w:tcPr>
+            <w:tcW w:w="992" w:type="dxa"/>
+            <w:vAlign w:val="center"/>
+          </w:tcPr>
+          <w:p>
+            <w:pPr>
+              <w:tabs>
+                <w:tab w:val="left" w:pos="9498"/>
+              </w:tabs>
+              <w:autoSpaceDE w:val="0"/>
+              <w:autoSpaceDN w:val="0"/>
+              <w:adjustRightInd w:val="0"/>
+              <w:spacing w:line="360" w:lineRule="exact"/>
+              <w:ind w:right="283" w:hanging="279"/>
+              <w:jc w:val="center"/>
+              <w:rPr>
+                <w:sz w:val="28"/>
+                <w:szCs w:val="24"/>
+              </w:rPr>
+            </w:pPr>
+            <w:r>
+              <w:rPr>
+                <w:sz w:val="28"/>
+                <w:szCs w:val="24"/>
+              </w:rPr>
+              <w:t>2</w:t>
+            </w:r>
+            <w:r>
+              <w:rPr>
+                <w:sz w:val="28"/>
+                <w:szCs w:val="24"/>
+              </w:rPr>
+              <w:t>3</w:t>
+            </w:r>
+          </w:p>
+        </w:tc>
+      </w:tr>
+      <w:tr>
+        <w:tc>
+          <w:tcPr>
+            <w:tcW w:w="9748" w:type="dxa"/>
+            <w:vAlign w:val="bottom"/>
+          </w:tcPr>
+          <w:p>
+            <w:pPr>
+              <w:tabs>
+                <w:tab w:val="left" w:pos="9498"/>
+              </w:tabs>
+              <w:autoSpaceDE w:val="0"/>
+              <w:autoSpaceDN w:val="0"/>
+              <w:adjustRightInd w:val="0"/>
+              <w:spacing w:line="360" w:lineRule="exact"/>
+              <w:ind w:left="426" w:right="-112" w:hanging="426"/>
+              <w:rPr>
+                <w:sz w:val="28"/>
+                <w:szCs w:val="24"/>
+              </w:rPr>
+            </w:pPr>
+            <w:proofErr w:type="gramStart"/>
+            <w:r>
+              <w:rPr>
+                <w:sz w:val="28"/>
+                <w:szCs w:val="24"/>
+              </w:rPr>
+              <w:t>Заключение</w:t>
+            </w:r>
+            <w:r>
+              <w:rPr>
+                <w:sz w:val="28"/>
+                <w:szCs w:val="24"/>
+              </w:rPr>
+              <w:t>….</w:t>
+            </w:r>
+            <w:proofErr w:type="gramEnd"/>
+            <w:r>
+              <w:rPr>
+                <w:sz w:val="28"/>
+                <w:szCs w:val="24"/>
+              </w:rPr>
+              <w:t>.…………………………………………..............................................</w:t>
+            </w:r>
+          </w:p>
+        </w:tc>
+        <w:tc>
+          <w:tcPr>
+            <w:tcW w:w="992" w:type="dxa"/>
+            <w:vAlign w:val="center"/>
+          </w:tcPr>
+          <w:p>
+            <w:pPr>
+              <w:tabs>
+                <w:tab w:val="left" w:pos="9498"/>
+              </w:tabs>
+              <w:autoSpaceDE w:val="0"/>
+              <w:autoSpaceDN w:val="0"/>
+              <w:adjustRightInd w:val="0"/>
+              <w:spacing w:line="360" w:lineRule="exact"/>
+              <w:ind w:right="283" w:hanging="279"/>
+              <w:jc w:val="center"/>
+              <w:rPr>
+                <w:sz w:val="28"/>
+                <w:szCs w:val="24"/>
+              </w:rPr>
+            </w:pPr>
+            <w:r>
+              <w:rPr>
+                <w:sz w:val="28"/>
+                <w:szCs w:val="24"/>
+              </w:rPr>
+              <w:t>2</w:t>
+            </w:r>
+            <w:r>
+              <w:rPr>
+                <w:sz w:val="28"/>
+                <w:szCs w:val="24"/>
+              </w:rPr>
+              <w:t>4</w:t>
+            </w:r>
+          </w:p>
+        </w:tc>
+      </w:tr>
+      <w:tr>
+        <w:tc>
+          <w:tcPr>
+            <w:tcW w:w="9748" w:type="dxa"/>
+            <w:vAlign w:val="bottom"/>
+          </w:tcPr>
+          <w:p>
+            <w:pPr>
+              <w:tabs>
+                <w:tab w:val="left" w:pos="9498"/>
+              </w:tabs>
+              <w:autoSpaceDE w:val="0"/>
+              <w:autoSpaceDN w:val="0"/>
+              <w:adjustRightInd w:val="0"/>
+              <w:spacing w:line="360" w:lineRule="exact"/>
+              <w:ind w:left="426" w:right="-112" w:hanging="426"/>
+              <w:rPr>
+                <w:sz w:val="28"/>
+                <w:szCs w:val="24"/>
+              </w:rPr>
+            </w:pPr>
+            <w:r>
+              <w:rPr>
+                <w:sz w:val="28"/>
+                <w:szCs w:val="24"/>
+              </w:rPr>
               <w:t>Список использованных источников</w:t>
             </w:r>
             <w:r>
@@ -1726,7 +1747,7 @@
                 <w:sz w:val="28"/>
                 <w:szCs w:val="24"/>
               </w:rPr>
-              <w:t>4</w:t>
+              <w:t>5</w:t>
             </w:r>
           </w:p>
         </w:tc>
@@ -3300,7 +3321,7 @@
         </mc:Choice>
         <mc:Fallback>
           <w:pict>
-            <v:line w14:anchorId="7C9BB0A0" id="Line 61" o:spid="_x0000_s1026" style="position:absolute;z-index:251641856;visibility:visible;mso-wrap-style:square;mso-width-percent:0;mso-height-percent:0;mso-wrap-distance-left:9pt;mso-wrap-distance-top:-3e-5mm;mso-wrap-distance-right:9pt;mso-wrap-distance-bottom:-3e-5mm;mso-position-horizontal:absolute;mso-position-horizontal-relative:page;mso-position-vertical:absolute;mso-position-vertical-relative:page;mso-width-percent:0;mso-height-percent:0;mso-width-relative:page;mso-height-relative:page" from="552.85pt,801.75pt" to="577.35pt,801.75pt" o:gfxdata="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" strokeweight="1.5pt">
+            <v:line w14:anchorId="2036473F" id="Line 61" o:spid="_x0000_s1026" style="position:absolute;z-index:251641856;visibility:visible;mso-wrap-style:square;mso-width-percent:0;mso-height-percent:0;mso-wrap-distance-left:9pt;mso-wrap-distance-top:-3e-5mm;mso-wrap-distance-right:9pt;mso-wrap-distance-bottom:-3e-5mm;mso-position-horizontal:absolute;mso-position-horizontal-relative:page;mso-position-vertical:absolute;mso-position-vertical-relative:page;mso-width-percent:0;mso-height-percent:0;mso-width-relative:page;mso-height-relative:page" from="552.85pt,801.75pt" to="577.35pt,801.75pt" o:gfxdata="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" strokeweight="1.5pt">
               <w10:wrap anchorx="page" anchory="page"/>
             </v:line>
           </w:pict>
@@ -3375,7 +3396,7 @@
         </mc:Choice>
         <mc:Fallback>
           <w:pict>
-            <v:line w14:anchorId="7E337E30" id="Line 56" o:spid="_x0000_s1026" style="position:absolute;z-index:251628544;visibility:visible;mso-wrap-style:square;mso-width-percent:0;mso-height-percent:0;mso-wrap-distance-left:9pt;mso-wrap-distance-top:-3e-5mm;mso-wrap-distance-right:9pt;mso-wrap-distance-bottom:-3e-5mm;mso-position-horizontal:absolute;mso-position-horizontal-relative:page;mso-position-vertical:absolute;mso-position-vertical-relative:page;mso-width-percent:0;mso-height-percent:0;mso-width-relative:page;mso-height-relative:page" from="56.7pt,781.9pt" to="577.35pt,781.9pt" o:gfxdata="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" strokeweight="1.5pt">
+            <v:line w14:anchorId="4BB40707" id="Line 56" o:spid="_x0000_s1026" style="position:absolute;z-index:251628544;visibility:visible;mso-wrap-style:square;mso-width-percent:0;mso-height-percent:0;mso-wrap-distance-left:9pt;mso-wrap-distance-top:-3e-5mm;mso-wrap-distance-right:9pt;mso-wrap-distance-bottom:-3e-5mm;mso-position-horizontal:absolute;mso-position-horizontal-relative:page;mso-position-vertical:absolute;mso-position-vertical-relative:page;mso-width-percent:0;mso-height-percent:0;mso-width-relative:page;mso-height-relative:page" from="56.7pt,781.9pt" to="577.35pt,781.9pt" o:gfxdata="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" strokeweight="1.5pt">
               <w10:wrap anchorx="page" anchory="page"/>
             </v:line>
           </w:pict>
@@ -3450,7 +3471,7 @@
         </mc:Choice>
         <mc:Fallback>
           <w:pict>
-            <v:line w14:anchorId="70A9F6E8" id="Line 58" o:spid="_x0000_s1026" style="position:absolute;flip:x;z-index:251633664;visibility:visible;mso-wrap-style:square;mso-width-percent:0;mso-height-percent:0;mso-wrap-distance-left:9pt;mso-wrap-distance-top:0;mso-wrap-distance-right:9pt;mso-wrap-distance-bottom:0;mso-position-horizontal:absolute;mso-position-horizontal-relative:page;mso-position-vertical:absolute;mso-position-vertical-relative:page;mso-width-percent:0;mso-height-percent:0;mso-width-relative:page;mso-height-relative:page" from="240.95pt,781.9pt" to="241pt,822.95pt" o:gfxdata="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" strokeweight="1.5pt">
+            <v:line w14:anchorId="1E939F0C" id="Line 58" o:spid="_x0000_s1026" style="position:absolute;flip:x;z-index:251633664;visibility:visible;mso-wrap-style:square;mso-width-percent:0;mso-height-percent:0;mso-wrap-distance-left:9pt;mso-wrap-distance-top:0;mso-wrap-distance-right:9pt;mso-wrap-distance-bottom:0;mso-position-horizontal:absolute;mso-position-horizontal-relative:page;mso-position-vertical:absolute;mso-position-vertical-relative:page;mso-width-percent:0;mso-height-percent:0;mso-width-relative:page;mso-height-relative:page" from="240.95pt,781.9pt" to="241pt,822.95pt" o:gfxdata="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" strokeweight="1.5pt">
               <w10:wrap anchorx="page" anchory="page"/>
             </v:line>
           </w:pict>
@@ -3525,7 +3546,7 @@
         </mc:Choice>
         <mc:Fallback>
           <w:pict>
-            <v:line w14:anchorId="39AB442A" id="Line 65" o:spid="_x0000_s1026" style="position:absolute;z-index:251653120;visibility:visible;mso-wrap-style:square;mso-width-percent:0;mso-height-percent:0;mso-wrap-distance-left:3.17497mm;mso-wrap-distance-top:0;mso-wrap-distance-right:3.17497mm;mso-wrap-distance-bottom:0;mso-position-horizontal:absolute;mso-position-horizontal-relative:page;mso-position-vertical:absolute;mso-position-vertical-relative:page;mso-width-percent:0;mso-height-percent:0;mso-width-relative:page;mso-height-relative:page" from="212.65pt,781.9pt" to="212.65pt,822.95pt" o:gfxdata="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" strokeweight="1.5pt">
+            <v:line w14:anchorId="1C7DE76A" id="Line 65" o:spid="_x0000_s1026" style="position:absolute;z-index:251653120;visibility:visible;mso-wrap-style:square;mso-width-percent:0;mso-height-percent:0;mso-wrap-distance-left:3.17497mm;mso-wrap-distance-top:0;mso-wrap-distance-right:3.17497mm;mso-wrap-distance-bottom:0;mso-position-horizontal:absolute;mso-position-horizontal-relative:page;mso-position-vertical:absolute;mso-position-vertical-relative:page;mso-width-percent:0;mso-height-percent:0;mso-width-relative:page;mso-height-relative:page" from="212.65pt,781.9pt" to="212.65pt,822.95pt" o:gfxdata="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" strokeweight="1.5pt">
               <w10:wrap anchorx="page" anchory="page"/>
             </v:line>
           </w:pict>
@@ -3600,7 +3621,7 @@
         </mc:Choice>
         <mc:Fallback>
           <w:pict>
-            <v:line w14:anchorId="59A32435" id="Line 64" o:spid="_x0000_s1026" style="position:absolute;z-index:251650048;visibility:visible;mso-wrap-style:square;mso-width-percent:0;mso-height-percent:0;mso-wrap-distance-left:3.17497mm;mso-wrap-distance-top:0;mso-wrap-distance-right:3.17497mm;mso-wrap-distance-bottom:0;mso-position-horizontal:absolute;mso-position-horizontal-relative:page;mso-position-vertical:absolute;mso-position-vertical-relative:page;mso-width-percent:0;mso-height-percent:0;mso-width-relative:page;mso-height-relative:page" from="170.1pt,781.9pt" to="170.1pt,822.95pt" o:gfxdata="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" strokeweight="1.5pt">
+            <v:line w14:anchorId="4F6D5420" id="Line 64" o:spid="_x0000_s1026" style="position:absolute;z-index:251650048;visibility:visible;mso-wrap-style:square;mso-width-percent:0;mso-height-percent:0;mso-wrap-distance-left:3.17497mm;mso-wrap-distance-top:0;mso-wrap-distance-right:3.17497mm;mso-wrap-distance-bottom:0;mso-position-horizontal:absolute;mso-position-horizontal-relative:page;mso-position-vertical:absolute;mso-position-vertical-relative:page;mso-width-percent:0;mso-height-percent:0;mso-width-relative:page;mso-height-relative:page" from="170.1pt,781.9pt" to="170.1pt,822.95pt" o:gfxdata="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" strokeweight="1.5pt">
               <w10:wrap anchorx="page" anchory="page"/>
             </v:line>
           </w:pict>
@@ -3675,7 +3696,7 @@
         </mc:Choice>
         <mc:Fallback>
           <w:pict>
-            <v:line w14:anchorId="39B6AE57" id="Line 62" o:spid="_x0000_s1026" style="position:absolute;z-index:251644928;visibility:visible;mso-wrap-style:square;mso-width-percent:0;mso-height-percent:0;mso-wrap-distance-left:3.17497mm;mso-wrap-distance-top:0;mso-wrap-distance-right:3.17497mm;mso-wrap-distance-bottom:0;mso-position-horizontal:absolute;mso-position-horizontal-relative:page;mso-position-vertical:absolute;mso-position-vertical-relative:page;mso-width-percent:0;mso-height-percent:0;mso-width-relative:page;mso-height-relative:page" from="85.05pt,781.9pt" to="85.05pt,822.95pt" o:gfxdata="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" strokeweight="1.5pt">
+            <v:line w14:anchorId="04F2131A" id="Line 62" o:spid="_x0000_s1026" style="position:absolute;z-index:251644928;visibility:visible;mso-wrap-style:square;mso-width-percent:0;mso-height-percent:0;mso-wrap-distance-left:3.17497mm;mso-wrap-distance-top:0;mso-wrap-distance-right:3.17497mm;mso-wrap-distance-bottom:0;mso-position-horizontal:absolute;mso-position-horizontal-relative:page;mso-position-vertical:absolute;mso-position-vertical-relative:page;mso-width-percent:0;mso-height-percent:0;mso-width-relative:page;mso-height-relative:page" from="85.05pt,781.9pt" to="85.05pt,822.95pt" o:gfxdata="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" strokeweight="1.5pt">
               <w10:wrap anchorx="page" anchory="page"/>
             </v:line>
           </w:pict>
@@ -3750,7 +3771,7 @@
         </mc:Choice>
         <mc:Fallback>
           <w:pict>
-            <v:line w14:anchorId="1F20F21F" id="Line 60" o:spid="_x0000_s1026" style="position:absolute;z-index:251639808;visibility:visible;mso-wrap-style:square;mso-width-percent:0;mso-height-percent:0;mso-wrap-distance-left:3.17497mm;mso-wrap-distance-top:0;mso-wrap-distance-right:3.17497mm;mso-wrap-distance-bottom:0;mso-position-horizontal:absolute;mso-position-horizontal-relative:page;mso-position-vertical:absolute;mso-position-vertical-relative:page;mso-width-percent:0;mso-height-percent:0;mso-width-relative:page;mso-height-relative:page" from="552.85pt,781.9pt" to="552.85pt,823.8pt" o:gfxdata="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" strokeweight="1.5pt">
+            <v:line w14:anchorId="20EB0E3C" id="Line 60" o:spid="_x0000_s1026" style="position:absolute;z-index:251639808;visibility:visible;mso-wrap-style:square;mso-width-percent:0;mso-height-percent:0;mso-wrap-distance-left:3.17497mm;mso-wrap-distance-top:0;mso-wrap-distance-right:3.17497mm;mso-wrap-distance-bottom:0;mso-position-horizontal:absolute;mso-position-horizontal-relative:page;mso-position-vertical:absolute;mso-position-vertical-relative:page;mso-width-percent:0;mso-height-percent:0;mso-width-relative:page;mso-height-relative:page" from="552.85pt,781.9pt" to="552.85pt,823.8pt" o:gfxdata="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" strokeweight="1.5pt">
               <w10:wrap anchorx="page" anchory="page"/>
             </v:line>
           </w:pict>
@@ -4068,7 +4089,7 @@
         </mc:Choice>
         <mc:Fallback>
           <w:pict>
-            <v:line w14:anchorId="0AA55E5E" id="Line 63" o:spid="_x0000_s1026" style="position:absolute;z-index:251648000;visibility:visible;mso-wrap-style:square;mso-width-percent:0;mso-height-percent:0;mso-wrap-distance-left:3.17497mm;mso-wrap-distance-top:0;mso-wrap-distance-right:3.17497mm;mso-wrap-distance-bottom:0;mso-position-horizontal:absolute;mso-position-horizontal-relative:page;mso-position-vertical:absolute;mso-position-vertical-relative:page;mso-width-percent:0;mso-height-percent:0;mso-width-relative:page;mso-height-relative:page" from="113.45pt,780.85pt" to="113.45pt,823.35pt" o:gfxdata="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" strokeweight="1.5pt">
+            <v:line w14:anchorId="7824125D" id="Line 63" o:spid="_x0000_s1026" style="position:absolute;z-index:251648000;visibility:visible;mso-wrap-style:square;mso-width-percent:0;mso-height-percent:0;mso-wrap-distance-left:3.17497mm;mso-wrap-distance-top:0;mso-wrap-distance-right:3.17497mm;mso-wrap-distance-bottom:0;mso-position-horizontal:absolute;mso-position-horizontal-relative:page;mso-position-vertical:absolute;mso-position-vertical-relative:page;mso-width-percent:0;mso-height-percent:0;mso-width-relative:page;mso-height-relative:page" from="113.45pt,780.85pt" to="113.45pt,823.35pt" o:gfxdata="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" strokeweight="1.5pt">
               <w10:wrap anchorx="page" anchory="page"/>
             </v:line>
           </w:pict>
@@ -4143,7 +4164,7 @@
         </mc:Choice>
         <mc:Fallback>
           <w:pict>
-            <v:line w14:anchorId="4750666E" id="Line 59" o:spid="_x0000_s1026" style="position:absolute;z-index:251635712;visibility:visible;mso-wrap-style:square;mso-width-percent:0;mso-height-percent:0;mso-wrap-distance-left:9pt;mso-wrap-distance-top:-3e-5mm;mso-wrap-distance-right:9pt;mso-wrap-distance-bottom:-3e-5mm;mso-position-horizontal:absolute;mso-position-horizontal-relative:page;mso-position-vertical:absolute;mso-position-vertical-relative:page;mso-width-percent:0;mso-height-percent:0;mso-width-relative:page;mso-height-relative:page" from="56.7pt,810.25pt" to="240.95pt,810.25pt" o:gfxdata="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" strokeweight="1.5pt">
+            <v:line w14:anchorId="6CF225CD" id="Line 59" o:spid="_x0000_s1026" style="position:absolute;z-index:251635712;visibility:visible;mso-wrap-style:square;mso-width-percent:0;mso-height-percent:0;mso-wrap-distance-left:9pt;mso-wrap-distance-top:-3e-5mm;mso-wrap-distance-right:9pt;mso-wrap-distance-bottom:-3e-5mm;mso-position-horizontal:absolute;mso-position-horizontal-relative:page;mso-position-vertical:absolute;mso-position-vertical-relative:page;mso-width-percent:0;mso-height-percent:0;mso-width-relative:page;mso-height-relative:page" from="56.7pt,810.25pt" to="240.95pt,810.25pt" o:gfxdata="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" strokeweight="1.5pt">
               <w10:wrap anchorx="page" anchory="page"/>
             </v:line>
           </w:pict>
@@ -4218,7 +4239,7 @@
         </mc:Choice>
         <mc:Fallback>
           <w:pict>
-            <v:line w14:anchorId="36776ED9" id="Line 57" o:spid="_x0000_s1026" style="position:absolute;z-index:251630592;visibility:visible;mso-wrap-style:square;mso-width-percent:0;mso-height-percent:0;mso-wrap-distance-left:9pt;mso-wrap-distance-top:-3e-5mm;mso-wrap-distance-right:9pt;mso-wrap-distance-bottom:-3e-5mm;mso-position-horizontal:absolute;mso-position-horizontal-relative:page;mso-position-vertical:absolute;mso-position-vertical-relative:page;mso-width-percent:0;mso-height-percent:0;mso-width-relative:page;mso-height-relative:page" from="56.7pt,796.05pt" to="240.95pt,796.05pt" o:gfxdata="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">
+            <v:line w14:anchorId="4A787164" id="Line 57" o:spid="_x0000_s1026" style="position:absolute;z-index:251630592;visibility:visible;mso-wrap-style:square;mso-width-percent:0;mso-height-percent:0;mso-wrap-distance-left:9pt;mso-wrap-distance-top:-3e-5mm;mso-wrap-distance-right:9pt;mso-wrap-distance-bottom:-3e-5mm;mso-position-horizontal:absolute;mso-position-horizontal-relative:page;mso-position-vertical:absolute;mso-position-vertical-relative:page;mso-width-percent:0;mso-height-percent:0;mso-width-relative:page;mso-height-relative:page" from="56.7pt,796.05pt" to="240.95pt,796.05pt" o:gfxdata="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">
               <w10:wrap anchorx="page" anchory="page"/>
             </v:line>
           </w:pict>
@@ -6499,7 +6520,7 @@
         </mc:Choice>
         <mc:Fallback>
           <w:pict>
-            <v:line w14:anchorId="4A5782F7" id="Line 22" o:spid="_x0000_s1026" style="position:absolute;z-index:251646976;visibility:visible;mso-wrap-style:square;mso-width-percent:0;mso-height-percent:0;mso-wrap-distance-left:9pt;mso-wrap-distance-top:-3e-5mm;mso-wrap-distance-right:9pt;mso-wrap-distance-bottom:-3e-5mm;mso-position-horizontal:absolute;mso-position-horizontal-relative:page;mso-position-vertical:absolute;mso-position-vertical-relative:page;mso-width-percent:0;mso-height-percent:0;mso-width-relative:page;mso-height-relative:page" from="56.7pt,753.5pt" to="575.05pt,753.5pt" o:gfxdata="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" strokeweight="1.5pt">
+            <v:line w14:anchorId="7E147FFD" id="Line 22" o:spid="_x0000_s1026" style="position:absolute;z-index:251646976;visibility:visible;mso-wrap-style:square;mso-width-percent:0;mso-height-percent:0;mso-wrap-distance-left:9pt;mso-wrap-distance-top:-3e-5mm;mso-wrap-distance-right:9pt;mso-wrap-distance-bottom:-3e-5mm;mso-position-horizontal:absolute;mso-position-horizontal-relative:page;mso-position-vertical:absolute;mso-position-vertical-relative:page;mso-width-percent:0;mso-height-percent:0;mso-width-relative:page;mso-height-relative:page" from="56.7pt,753.5pt" to="575.05pt,753.5pt" o:gfxdata="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" strokeweight="1.5pt">
               <w10:wrap anchorx="page" anchory="page"/>
             </v:line>
           </w:pict>
@@ -6574,7 +6595,7 @@
         </mc:Choice>
         <mc:Fallback>
           <w:pict>
-            <v:line w14:anchorId="18BC0952" id="Line 77" o:spid="_x0000_s1026" style="position:absolute;z-index:251678720;visibility:visible;mso-wrap-style:square;mso-width-percent:0;mso-height-percent:0;mso-wrap-distance-left:9pt;mso-wrap-distance-top:-3e-5mm;mso-wrap-distance-right:9pt;mso-wrap-distance-bottom:-3e-5mm;mso-position-horizontal:absolute;mso-position-horizontal-relative:page;mso-position-vertical:absolute;mso-position-vertical-relative:page;mso-width-percent:0;mso-height-percent:0;mso-width-relative:page;mso-height-relative:page" from="439.35pt,781.85pt" to="575.05pt,781.95pt" o:gfxdata="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" strokeweight="1.5pt">
+            <v:line w14:anchorId="55D674A1" id="Line 77" o:spid="_x0000_s1026" style="position:absolute;z-index:251678720;visibility:visible;mso-wrap-style:square;mso-width-percent:0;mso-height-percent:0;mso-wrap-distance-left:9pt;mso-wrap-distance-top:-3e-5mm;mso-wrap-distance-right:9pt;mso-wrap-distance-bottom:-3e-5mm;mso-position-horizontal:absolute;mso-position-horizontal-relative:page;mso-position-vertical:absolute;mso-position-vertical-relative:page;mso-width-percent:0;mso-height-percent:0;mso-width-relative:page;mso-height-relative:page" from="439.35pt,781.85pt" to="575.05pt,781.95pt" o:gfxdata="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" strokeweight="1.5pt">
               <w10:wrap anchorx="page" anchory="page"/>
             </v:line>
           </w:pict>
@@ -6649,7 +6670,7 @@
         </mc:Choice>
         <mc:Fallback>
           <w:pict>
-            <v:line w14:anchorId="7928BDA9" id="Line 28" o:spid="_x0000_s1026" style="position:absolute;z-index:251654144;visibility:visible;mso-wrap-style:square;mso-width-percent:0;mso-height-percent:0;mso-wrap-distance-left:9pt;mso-wrap-distance-top:-3e-5mm;mso-wrap-distance-right:9pt;mso-wrap-distance-bottom:-3e-5mm;mso-position-horizontal:absolute;mso-position-horizontal-relative:page;mso-position-vertical:absolute;mso-position-vertical-relative:page;mso-width-percent:0;mso-height-percent:0;mso-width-relative:page;mso-height-relative:page" from="439.25pt,767.7pt" to="575.05pt,767.75pt" o:gfxdata="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" strokeweight="1.5pt">
+            <v:line w14:anchorId="2E2436B9" id="Line 28" o:spid="_x0000_s1026" style="position:absolute;z-index:251654144;visibility:visible;mso-wrap-style:square;mso-width-percent:0;mso-height-percent:0;mso-wrap-distance-left:9pt;mso-wrap-distance-top:-3e-5mm;mso-wrap-distance-right:9pt;mso-wrap-distance-bottom:-3e-5mm;mso-position-horizontal:absolute;mso-position-horizontal-relative:page;mso-position-vertical:absolute;mso-position-vertical-relative:page;mso-width-percent:0;mso-height-percent:0;mso-width-relative:page;mso-height-relative:page" from="439.25pt,767.7pt" to="575.05pt,767.75pt" o:gfxdata="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" strokeweight="1.5pt">
               <w10:wrap anchorx="page" anchory="page"/>
             </v:line>
           </w:pict>
@@ -6724,7 +6745,7 @@
         </mc:Choice>
         <mc:Fallback>
           <w:pict>
-            <v:line w14:anchorId="597083CE" id="Line 2" o:spid="_x0000_s1026" style="position:absolute;z-index:251629568;visibility:visible;mso-wrap-style:square;mso-width-percent:0;mso-height-percent:0;mso-wrap-distance-left:9pt;mso-wrap-distance-top:-3e-5mm;mso-wrap-distance-right:9pt;mso-wrap-distance-bottom:-3e-5mm;mso-position-horizontal:absolute;mso-position-horizontal-relative:page;mso-position-vertical:absolute;mso-position-vertical-relative:page;mso-width-percent:0;mso-height-percent:0;mso-width-relative:page;mso-height-relative:page" from="56.7pt,711pt" to="575.05pt,711pt" o:gfxdata="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" strokeweight="1.5pt">
+            <v:line w14:anchorId="1D300B4B" id="Line 2" o:spid="_x0000_s1026" style="position:absolute;z-index:251629568;visibility:visible;mso-wrap-style:square;mso-width-percent:0;mso-height-percent:0;mso-wrap-distance-left:9pt;mso-wrap-distance-top:-3e-5mm;mso-wrap-distance-right:9pt;mso-wrap-distance-bottom:-3e-5mm;mso-position-horizontal:absolute;mso-position-horizontal-relative:page;mso-position-vertical:absolute;mso-position-vertical-relative:page;mso-width-percent:0;mso-height-percent:0;mso-width-relative:page;mso-height-relative:page" from="56.7pt,711pt" to="575.05pt,711pt" o:gfxdata="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" strokeweight="1.5pt">
               <w10:wrap anchorx="page" anchory="page"/>
             </v:line>
           </w:pict>
@@ -6944,7 +6965,7 @@
                               <w:sz w:val="24"/>
                               <w:szCs w:val="24"/>
                             </w:rPr>
-                            <w:t>4</w:t>
+                            <w:t>5</w:t>
                           </w:r>
                         </w:p>
                       </w:txbxContent>
@@ -6993,7 +7014,7 @@
                         <w:sz w:val="24"/>
                         <w:szCs w:val="24"/>
                       </w:rPr>
-                      <w:t>4</w:t>
+                      <w:t>5</w:t>
                     </w:r>
                   </w:p>
                 </w:txbxContent>
@@ -7652,7 +7673,7 @@
         </mc:Choice>
         <mc:Fallback>
           <w:pict>
-            <v:line w14:anchorId="500E592D" id="Line 82" o:spid="_x0000_s1026" style="position:absolute;z-index:251681792;visibility:visible;mso-wrap-style:square;mso-width-percent:0;mso-height-percent:0;mso-wrap-distance-left:9pt;mso-wrap-distance-top:-3e-5mm;mso-wrap-distance-right:9pt;mso-wrap-distance-bottom:-3e-5mm;mso-position-horizontal:absolute;mso-position-horizontal-relative:page;mso-position-vertical:absolute;mso-position-vertical-relative:page;mso-width-percent:0;mso-height-percent:0;mso-width-relative:page;mso-height-relative:page" from="56.7pt,781.85pt" to="240.95pt,781.85pt" o:gfxdata="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">
+            <v:line w14:anchorId="1A1C5C51" id="Line 82" o:spid="_x0000_s1026" style="position:absolute;z-index:251681792;visibility:visible;mso-wrap-style:square;mso-width-percent:0;mso-height-percent:0;mso-wrap-distance-left:9pt;mso-wrap-distance-top:-3e-5mm;mso-wrap-distance-right:9pt;mso-wrap-distance-bottom:-3e-5mm;mso-position-horizontal:absolute;mso-position-horizontal-relative:page;mso-position-vertical:absolute;mso-position-vertical-relative:page;mso-width-percent:0;mso-height-percent:0;mso-width-relative:page;mso-height-relative:page" from="56.7pt,781.85pt" to="240.95pt,781.85pt" o:gfxdata="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">
               <w10:wrap anchorx="page" anchory="page"/>
             </v:line>
           </w:pict>
@@ -7832,7 +7853,7 @@
         </mc:Choice>
         <mc:Fallback>
           <w:pict>
-            <v:line w14:anchorId="5301005B" id="Line 26" o:spid="_x0000_s1026" style="position:absolute;z-index:251652096;visibility:visible;mso-wrap-style:square;mso-width-percent:0;mso-height-percent:0;mso-wrap-distance-left:3.17497mm;mso-wrap-distance-top:0;mso-wrap-distance-right:3.17497mm;mso-wrap-distance-bottom:0;mso-position-horizontal:absolute;mso-position-horizontal-relative:page;mso-position-vertical:absolute;mso-position-vertical-relative:page;mso-width-percent:0;mso-height-percent:0;mso-width-relative:page;mso-height-relative:page" from="524.3pt,753.55pt" to="524.3pt,781.9pt" o:gfxdata="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" strokeweight="1.5pt">
+            <v:line w14:anchorId="75B8BB31" id="Line 26" o:spid="_x0000_s1026" style="position:absolute;z-index:251652096;visibility:visible;mso-wrap-style:square;mso-width-percent:0;mso-height-percent:0;mso-wrap-distance-left:3.17497mm;mso-wrap-distance-top:0;mso-wrap-distance-right:3.17497mm;mso-wrap-distance-bottom:0;mso-position-horizontal:absolute;mso-position-horizontal-relative:page;mso-position-vertical:absolute;mso-position-vertical-relative:page;mso-width-percent:0;mso-height-percent:0;mso-width-relative:page;mso-height-relative:page" from="524.3pt,753.55pt" to="524.3pt,781.9pt" o:gfxdata="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" strokeweight="1.5pt">
               <w10:wrap anchorx="page" anchory="page"/>
             </v:line>
           </w:pict>
@@ -7907,7 +7928,7 @@
         </mc:Choice>
         <mc:Fallback>
           <w:pict>
-            <v:line w14:anchorId="390FF28F" id="Line 25" o:spid="_x0000_s1026" style="position:absolute;z-index:251651072;visibility:visible;mso-wrap-style:square;mso-width-percent:0;mso-height-percent:0;mso-wrap-distance-left:3.17497mm;mso-wrap-distance-top:0;mso-wrap-distance-right:3.17497mm;mso-wrap-distance-bottom:0;mso-position-horizontal:absolute;mso-position-horizontal-relative:page;mso-position-vertical:absolute;mso-position-vertical-relative:page;mso-width-percent:0;mso-height-percent:0;mso-width-relative:page;mso-height-relative:page" from="481.9pt,753.5pt" to="481.9pt,781.85pt" o:gfxdata="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" strokeweight="1.5pt">
+            <v:line w14:anchorId="133109CF" id="Line 25" o:spid="_x0000_s1026" style="position:absolute;z-index:251651072;visibility:visible;mso-wrap-style:square;mso-width-percent:0;mso-height-percent:0;mso-wrap-distance-left:3.17497mm;mso-wrap-distance-top:0;mso-wrap-distance-right:3.17497mm;mso-wrap-distance-bottom:0;mso-position-horizontal:absolute;mso-position-horizontal-relative:page;mso-position-vertical:absolute;mso-position-vertical-relative:page;mso-width-percent:0;mso-height-percent:0;mso-width-relative:page;mso-height-relative:page" from="481.9pt,753.5pt" to="481.9pt,781.85pt" o:gfxdata="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" strokeweight="1.5pt">
               <w10:wrap anchorx="page" anchory="page"/>
             </v:line>
           </w:pict>
@@ -7982,7 +8003,7 @@
         </mc:Choice>
         <mc:Fallback>
           <w:pict>
-            <v:line w14:anchorId="431F7F19" id="Line 24" o:spid="_x0000_s1026" style="position:absolute;z-index:251649024;visibility:visible;mso-wrap-style:square;mso-width-percent:0;mso-height-percent:0;mso-wrap-distance-left:3.17497mm;mso-wrap-distance-top:0;mso-wrap-distance-right:3.17497mm;mso-wrap-distance-bottom:0;mso-position-horizontal:absolute;mso-position-horizontal-relative:page;mso-position-vertical:absolute;mso-position-vertical-relative:page;mso-width-percent:0;mso-height-percent:0;mso-width-relative:page;mso-height-relative:page" from="439.35pt,753.5pt" to="439.35pt,824.35pt" o:gfxdata="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" strokeweight="1.5pt">
+            <v:line w14:anchorId="3BD5DAEF" id="Line 24" o:spid="_x0000_s1026" style="position:absolute;z-index:251649024;visibility:visible;mso-wrap-style:square;mso-width-percent:0;mso-height-percent:0;mso-wrap-distance-left:3.17497mm;mso-wrap-distance-top:0;mso-wrap-distance-right:3.17497mm;mso-wrap-distance-bottom:0;mso-position-horizontal:absolute;mso-position-horizontal-relative:page;mso-position-vertical:absolute;mso-position-vertical-relative:page;mso-width-percent:0;mso-height-percent:0;mso-width-relative:page;mso-height-relative:page" from="439.35pt,753.5pt" to="439.35pt,824.35pt" o:gfxdata="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" strokeweight="1.5pt">
               <w10:wrap anchorx="page" anchory="page"/>
             </v:line>
           </w:pict>
@@ -8057,7 +8078,7 @@
         </mc:Choice>
         <mc:Fallback>
           <w:pict>
-            <v:line w14:anchorId="69F49DF9" id="Line 21" o:spid="_x0000_s1026" style="position:absolute;z-index:251645952;visibility:visible;mso-wrap-style:square;mso-width-percent:0;mso-height-percent:0;mso-wrap-distance-left:3.17497mm;mso-wrap-distance-top:0;mso-wrap-distance-right:3.17497mm;mso-wrap-distance-bottom:0;mso-position-horizontal:absolute;mso-position-horizontal-relative:page;mso-position-vertical:absolute;mso-position-vertical-relative:page;mso-width-percent:0;mso-height-percent:0;mso-width-relative:page;mso-height-relative:page" from="212.65pt,711pt" to="212.65pt,824.4pt" o:gfxdata="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" strokeweight="1.5pt">
+            <v:line w14:anchorId="0632E90C" id="Line 21" o:spid="_x0000_s1026" style="position:absolute;z-index:251645952;visibility:visible;mso-wrap-style:square;mso-width-percent:0;mso-height-percent:0;mso-wrap-distance-left:3.17497mm;mso-wrap-distance-top:0;mso-wrap-distance-right:3.17497mm;mso-wrap-distance-bottom:0;mso-position-horizontal:absolute;mso-position-horizontal-relative:page;mso-position-vertical:absolute;mso-position-vertical-relative:page;mso-width-percent:0;mso-height-percent:0;mso-width-relative:page;mso-height-relative:page" from="212.65pt,711pt" to="212.65pt,824.4pt" o:gfxdata="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" strokeweight="1.5pt">
               <w10:wrap anchorx="page" anchory="page"/>
             </v:line>
           </w:pict>
@@ -8132,7 +8153,7 @@
         </mc:Choice>
         <mc:Fallback>
           <w:pict>
-            <v:line w14:anchorId="1D50D4C2" id="Line 20" o:spid="_x0000_s1026" style="position:absolute;z-index:251643904;visibility:visible;mso-wrap-style:square;mso-width-percent:0;mso-height-percent:0;mso-wrap-distance-left:3.17497mm;mso-wrap-distance-top:0;mso-wrap-distance-right:3.17497mm;mso-wrap-distance-bottom:0;mso-position-horizontal:absolute;mso-position-horizontal-relative:page;mso-position-vertical:absolute;mso-position-vertical-relative:page;mso-width-percent:0;mso-height-percent:0;mso-width-relative:page;mso-height-relative:page" from="170.05pt,711pt" to="170.05pt,824.4pt" o:gfxdata="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" strokeweight="1.5pt">
+            <v:line w14:anchorId="44AF9EFB" id="Line 20" o:spid="_x0000_s1026" style="position:absolute;z-index:251643904;visibility:visible;mso-wrap-style:square;mso-width-percent:0;mso-height-percent:0;mso-wrap-distance-left:3.17497mm;mso-wrap-distance-top:0;mso-wrap-distance-right:3.17497mm;mso-wrap-distance-bottom:0;mso-position-horizontal:absolute;mso-position-horizontal-relative:page;mso-position-vertical:absolute;mso-position-vertical-relative:page;mso-width-percent:0;mso-height-percent:0;mso-width-relative:page;mso-height-relative:page" from="170.05pt,711pt" to="170.05pt,824.4pt" o:gfxdata="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" strokeweight="1.5pt">
               <w10:wrap anchorx="page" anchory="page"/>
             </v:line>
           </w:pict>
@@ -8207,7 +8228,7 @@
         </mc:Choice>
         <mc:Fallback>
           <w:pict>
-            <v:line w14:anchorId="320667C9" id="Line 19" o:spid="_x0000_s1026" style="position:absolute;z-index:251642880;visibility:visible;mso-wrap-style:square;mso-width-percent:0;mso-height-percent:0;mso-wrap-distance-left:3.17497mm;mso-wrap-distance-top:0;mso-wrap-distance-right:3.17497mm;mso-wrap-distance-bottom:0;mso-position-horizontal:absolute;mso-position-horizontal-relative:page;mso-position-vertical:absolute;mso-position-vertical-relative:page;mso-width-percent:0;mso-height-percent:0;mso-width-relative:page;mso-height-relative:page" from="113.4pt,711pt" to="113.4pt,824.4pt" o:gfxdata="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" strokeweight="1.5pt">
+            <v:line w14:anchorId="5B121AA5" id="Line 19" o:spid="_x0000_s1026" style="position:absolute;z-index:251642880;visibility:visible;mso-wrap-style:square;mso-width-percent:0;mso-height-percent:0;mso-wrap-distance-left:3.17497mm;mso-wrap-distance-top:0;mso-wrap-distance-right:3.17497mm;mso-wrap-distance-bottom:0;mso-position-horizontal:absolute;mso-position-horizontal-relative:page;mso-position-vertical:absolute;mso-position-vertical-relative:page;mso-width-percent:0;mso-height-percent:0;mso-width-relative:page;mso-height-relative:page" from="113.4pt,711pt" to="113.4pt,824.4pt" o:gfxdata="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" strokeweight="1.5pt">
               <w10:wrap anchorx="page" anchory="page"/>
             </v:line>
           </w:pict>
@@ -8282,7 +8303,7 @@
         </mc:Choice>
         <mc:Fallback>
           <w:pict>
-            <v:line w14:anchorId="55E9C3DB" id="Line 18" o:spid="_x0000_s1026" style="position:absolute;z-index:251640832;visibility:visible;mso-wrap-style:square;mso-width-percent:0;mso-height-percent:0;mso-wrap-distance-left:3.17497mm;mso-wrap-distance-top:0;mso-wrap-distance-right:3.17497mm;mso-wrap-distance-bottom:0;mso-position-horizontal:absolute;mso-position-horizontal-relative:page;mso-position-vertical:absolute;mso-position-vertical-relative:page;mso-width-percent:0;mso-height-percent:0;mso-width-relative:page;mso-height-relative:page" from="85.05pt,711pt" to="85.05pt,753.5pt" o:gfxdata="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" strokeweight="1.5pt">
+            <v:line w14:anchorId="61FFD0C2" id="Line 18" o:spid="_x0000_s1026" style="position:absolute;z-index:251640832;visibility:visible;mso-wrap-style:square;mso-width-percent:0;mso-height-percent:0;mso-wrap-distance-left:3.17497mm;mso-wrap-distance-top:0;mso-wrap-distance-right:3.17497mm;mso-wrap-distance-bottom:0;mso-position-horizontal:absolute;mso-position-horizontal-relative:page;mso-position-vertical:absolute;mso-position-vertical-relative:page;mso-width-percent:0;mso-height-percent:0;mso-width-relative:page;mso-height-relative:page" from="85.05pt,711pt" to="85.05pt,753.5pt" o:gfxdata="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" strokeweight="1.5pt">
               <w10:wrap anchorx="page" anchory="page"/>
             </v:line>
           </w:pict>
@@ -8357,7 +8378,7 @@
         </mc:Choice>
         <mc:Fallback>
           <w:pict>
-            <v:line w14:anchorId="7ED1C5FF" id="Line 17" o:spid="_x0000_s1026" style="position:absolute;z-index:251638784;visibility:visible;mso-wrap-style:square;mso-width-percent:0;mso-height-percent:0;mso-wrap-distance-left:9pt;mso-wrap-distance-top:-3e-5mm;mso-wrap-distance-right:9pt;mso-wrap-distance-bottom:-3e-5mm;mso-position-horizontal:absolute;mso-position-horizontal-relative:page;mso-position-vertical:absolute;mso-position-vertical-relative:page;mso-width-percent:0;mso-height-percent:0;mso-width-relative:page;mso-height-relative:page" from="56.75pt,725.15pt" to="241pt,725.15pt" o:gfxdata="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">
+            <v:line w14:anchorId="49A03820" id="Line 17" o:spid="_x0000_s1026" style="position:absolute;z-index:251638784;visibility:visible;mso-wrap-style:square;mso-width-percent:0;mso-height-percent:0;mso-wrap-distance-left:9pt;mso-wrap-distance-top:-3e-5mm;mso-wrap-distance-right:9pt;mso-wrap-distance-bottom:-3e-5mm;mso-position-horizontal:absolute;mso-position-horizontal-relative:page;mso-position-vertical:absolute;mso-position-vertical-relative:page;mso-width-percent:0;mso-height-percent:0;mso-width-relative:page;mso-height-relative:page" from="56.75pt,725.15pt" to="241pt,725.15pt" o:gfxdata="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">
               <w10:wrap anchorx="page" anchory="page"/>
             </v:line>
           </w:pict>
@@ -8432,7 +8453,7 @@
         </mc:Choice>
         <mc:Fallback>
           <w:pict>
-            <v:line w14:anchorId="4CBF9733" id="Line 16" o:spid="_x0000_s1026" style="position:absolute;z-index:251637760;visibility:visible;mso-wrap-style:square;mso-width-percent:0;mso-height-percent:0;mso-wrap-distance-left:9pt;mso-wrap-distance-top:-3e-5mm;mso-wrap-distance-right:9pt;mso-wrap-distance-bottom:-3e-5mm;mso-position-horizontal:absolute;mso-position-horizontal-relative:page;mso-position-vertical:absolute;mso-position-vertical-relative:page;mso-width-percent:0;mso-height-percent:0;mso-width-relative:page;mso-height-relative:page" from="56.7pt,739.35pt" to="240.95pt,739.35pt" o:gfxdata="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" strokeweight="1.5pt">
+            <v:line w14:anchorId="4DA922F8" id="Line 16" o:spid="_x0000_s1026" style="position:absolute;z-index:251637760;visibility:visible;mso-wrap-style:square;mso-width-percent:0;mso-height-percent:0;mso-wrap-distance-left:9pt;mso-wrap-distance-top:-3e-5mm;mso-wrap-distance-right:9pt;mso-wrap-distance-bottom:-3e-5mm;mso-position-horizontal:absolute;mso-position-horizontal-relative:page;mso-position-vertical:absolute;mso-position-vertical-relative:page;mso-width-percent:0;mso-height-percent:0;mso-width-relative:page;mso-height-relative:page" from="56.7pt,739.35pt" to="240.95pt,739.35pt" o:gfxdata="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" strokeweight="1.5pt">
               <w10:wrap anchorx="page" anchory="page"/>
             </v:line>
           </w:pict>
@@ -8507,7 +8528,7 @@
         </mc:Choice>
         <mc:Fallback>
           <w:pict>
-            <v:line w14:anchorId="4236B4F5" id="Line 14" o:spid="_x0000_s1026" style="position:absolute;z-index:251636736;visibility:visible;mso-wrap-style:square;mso-width-percent:0;mso-height-percent:0;mso-wrap-distance-left:9pt;mso-wrap-distance-top:-3e-5mm;mso-wrap-distance-right:9pt;mso-wrap-distance-bottom:-3e-5mm;mso-position-horizontal:absolute;mso-position-horizontal-relative:page;mso-position-vertical:absolute;mso-position-vertical-relative:page;mso-width-percent:0;mso-height-percent:0;mso-width-relative:page;mso-height-relative:page" from="56.75pt,767.7pt" to="241pt,767.7pt" o:gfxdata="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">
+            <v:line w14:anchorId="5D8801EA" id="Line 14" o:spid="_x0000_s1026" style="position:absolute;z-index:251636736;visibility:visible;mso-wrap-style:square;mso-width-percent:0;mso-height-percent:0;mso-wrap-distance-left:9pt;mso-wrap-distance-top:-3e-5mm;mso-wrap-distance-right:9pt;mso-wrap-distance-bottom:-3e-5mm;mso-position-horizontal:absolute;mso-position-horizontal-relative:page;mso-position-vertical:absolute;mso-position-vertical-relative:page;mso-width-percent:0;mso-height-percent:0;mso-width-relative:page;mso-height-relative:page" from="56.75pt,767.7pt" to="241pt,767.7pt" o:gfxdata="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">
               <w10:wrap anchorx="page" anchory="page"/>
             </v:line>
           </w:pict>
@@ -8582,7 +8603,7 @@
         </mc:Choice>
         <mc:Fallback>
           <w:pict>
-            <v:line w14:anchorId="38FEF5F6" id="Line 12" o:spid="_x0000_s1026" style="position:absolute;z-index:251634688;visibility:visible;mso-wrap-style:square;mso-width-percent:0;mso-height-percent:0;mso-wrap-distance-left:9pt;mso-wrap-distance-top:-3e-5mm;mso-wrap-distance-right:9pt;mso-wrap-distance-bottom:-3e-5mm;mso-position-horizontal:absolute;mso-position-horizontal-relative:page;mso-position-vertical:absolute;mso-position-vertical-relative:page;mso-width-percent:0;mso-height-percent:0;mso-width-relative:page;mso-height-relative:page" from="56.75pt,796.05pt" to="241pt,796.05pt" o:gfxdata="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">
+            <v:line w14:anchorId="7530D762" id="Line 12" o:spid="_x0000_s1026" style="position:absolute;z-index:251634688;visibility:visible;mso-wrap-style:square;mso-width-percent:0;mso-height-percent:0;mso-wrap-distance-left:9pt;mso-wrap-distance-top:-3e-5mm;mso-wrap-distance-right:9pt;mso-wrap-distance-bottom:-3e-5mm;mso-position-horizontal:absolute;mso-position-horizontal-relative:page;mso-position-vertical:absolute;mso-position-vertical-relative:page;mso-width-percent:0;mso-height-percent:0;mso-width-relative:page;mso-height-relative:page" from="56.75pt,796.05pt" to="241pt,796.05pt" o:gfxdata="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">
               <w10:wrap anchorx="page" anchory="page"/>
             </v:line>
           </w:pict>
@@ -8657,7 +8678,7 @@
         </mc:Choice>
         <mc:Fallback>
           <w:pict>
-            <v:line w14:anchorId="24FE0955" id="Line 11" o:spid="_x0000_s1026" style="position:absolute;z-index:251632640;visibility:visible;mso-wrap-style:square;mso-width-percent:0;mso-height-percent:0;mso-wrap-distance-left:9pt;mso-wrap-distance-top:-3e-5mm;mso-wrap-distance-right:9pt;mso-wrap-distance-bottom:-3e-5mm;mso-position-horizontal:absolute;mso-position-horizontal-relative:page;mso-position-vertical:absolute;mso-position-vertical-relative:page;mso-width-percent:0;mso-height-percent:0;mso-width-relative:page;mso-height-relative:page" from="56.75pt,810.2pt" to="241pt,810.2pt" o:gfxdata="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">
+            <v:line w14:anchorId="23FC0FC8" id="Line 11" o:spid="_x0000_s1026" style="position:absolute;z-index:251632640;visibility:visible;mso-wrap-style:square;mso-width-percent:0;mso-height-percent:0;mso-wrap-distance-left:9pt;mso-wrap-distance-top:-3e-5mm;mso-wrap-distance-right:9pt;mso-wrap-distance-bottom:-3e-5mm;mso-position-horizontal:absolute;mso-position-horizontal-relative:page;mso-position-vertical:absolute;mso-position-vertical-relative:page;mso-width-percent:0;mso-height-percent:0;mso-width-relative:page;mso-height-relative:page" from="56.75pt,810.2pt" to="241pt,810.2pt" o:gfxdata="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">
               <w10:wrap anchorx="page" anchory="page"/>
             </v:line>
           </w:pict>
@@ -8732,7 +8753,7 @@
         </mc:Choice>
         <mc:Fallback>
           <w:pict>
-            <v:line w14:anchorId="1A0610BE" id="Line 3" o:spid="_x0000_s1026" style="position:absolute;z-index:251631616;visibility:visible;mso-wrap-style:square;mso-width-percent:0;mso-height-percent:0;mso-wrap-distance-left:3.17497mm;mso-wrap-distance-top:0;mso-wrap-distance-right:3.17497mm;mso-wrap-distance-bottom:0;mso-position-horizontal:absolute;mso-position-horizontal-relative:page;mso-position-vertical:absolute;mso-position-vertical-relative:page;mso-width-percent:0;mso-height-percent:0;mso-width-relative:page;mso-height-relative:page" from="241pt,711pt" to="241pt,824.4pt" o:gfxdata="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" strokeweight="1.5pt">
+            <v:line w14:anchorId="2447A560" id="Line 3" o:spid="_x0000_s1026" style="position:absolute;z-index:251631616;visibility:visible;mso-wrap-style:square;mso-width-percent:0;mso-height-percent:0;mso-wrap-distance-left:3.17497mm;mso-wrap-distance-top:0;mso-wrap-distance-right:3.17497mm;mso-wrap-distance-bottom:0;mso-position-horizontal:absolute;mso-position-horizontal-relative:page;mso-position-vertical:absolute;mso-position-vertical-relative:page;mso-width-percent:0;mso-height-percent:0;mso-width-relative:page;mso-height-relative:page" from="241pt,711pt" to="241pt,824.4pt" o:gfxdata="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" strokeweight="1.5pt">
               <w10:wrap anchorx="page" anchory="page"/>
             </v:line>
           </w:pict>
@@ -9001,7 +9022,7 @@
         </mc:Choice>
         <mc:Fallback>
           <w:pict>
-            <v:rect w14:anchorId="7DB006D9" id="Rectangle 55" o:spid="_x0000_s1026" style="position:absolute;margin-left:56.7pt;margin-top:15.95pt;width:520.65pt;height:807.85pt;z-index:251627520;visibility:visible;mso-wrap-style:square;mso-width-percent:0;mso-height-percent:0;mso-wrap-distance-left:9pt;mso-wrap-distance-top:0;mso-wrap-distance-right:9pt;mso-wrap-distance-bottom:0;mso-position-horizontal:absolute;mso-position-horizontal-relative:page;mso-position-vertical:absolute;mso-position-vertical-relative:page;mso-width-percent:0;mso-height-percent:0;mso-width-relative:page;mso-height-relative:page;v-text-anchor:top" o:gfxdata="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" o:allowincell="f" strokeweight="1.5pt">
+            <v:rect w14:anchorId="2E0255C7" id="Rectangle 55" o:spid="_x0000_s1026" style="position:absolute;margin-left:56.7pt;margin-top:15.95pt;width:520.65pt;height:807.85pt;z-index:251627520;visibility:visible;mso-wrap-style:square;mso-width-percent:0;mso-height-percent:0;mso-wrap-distance-left:9pt;mso-wrap-distance-top:0;mso-wrap-distance-right:9pt;mso-wrap-distance-bottom:0;mso-position-horizontal:absolute;mso-position-horizontal-relative:page;mso-position-vertical:absolute;mso-position-vertical-relative:page;mso-width-percent:0;mso-height-percent:0;mso-width-relative:page;mso-height-relative:page;v-text-anchor:top" o:gfxdata="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" o:allowincell="f" strokeweight="1.5pt">
               <w10:wrap anchorx="page" anchory="page"/>
             </v:rect>
           </w:pict>
@@ -9083,7 +9104,7 @@
         </mc:Choice>
         <mc:Fallback>
           <w:pict>
-            <v:rect w14:anchorId="07B60481" id="Rectangle 1" o:spid="_x0000_s1026" style="position:absolute;margin-left:56.75pt;margin-top:16.45pt;width:518.3pt;height:807.85pt;z-index:251626496;visibility:visible;mso-wrap-style:square;mso-width-percent:0;mso-height-percent:0;mso-wrap-distance-left:9pt;mso-wrap-distance-top:0;mso-wrap-distance-right:9pt;mso-wrap-distance-bottom:0;mso-position-horizontal:absolute;mso-position-horizontal-relative:page;mso-position-vertical:absolute;mso-position-vertical-relative:page;mso-width-percent:0;mso-height-percent:0;mso-width-relative:page;mso-height-relative:page;v-text-anchor:top" o:gfxdata="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" strokeweight="1.5pt">
+            <v:rect w14:anchorId="0EF55393" id="Rectangle 1" o:spid="_x0000_s1026" style="position:absolute;margin-left:56.75pt;margin-top:16.45pt;width:518.3pt;height:807.85pt;z-index:251626496;visibility:visible;mso-wrap-style:square;mso-width-percent:0;mso-height-percent:0;mso-wrap-distance-left:9pt;mso-wrap-distance-top:0;mso-wrap-distance-right:9pt;mso-wrap-distance-bottom:0;mso-position-horizontal:absolute;mso-position-horizontal-relative:page;mso-position-vertical:absolute;mso-position-vertical-relative:page;mso-width-percent:0;mso-height-percent:0;mso-width-relative:page;mso-height-relative:page;v-text-anchor:top" o:gfxdata="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" strokeweight="1.5pt">
               <w10:wrap anchorx="page" anchory="page"/>
             </v:rect>
           </w:pict>
